--- a/downloads/handouts/Unit 01/Handout 01.07 - Recipe Reading Practice.docx
+++ b/downloads/handouts/Unit 01/Handout 01.07 - Recipe Reading Practice.docx
@@ -43,7 +43,7 @@
         <w:pStyle w:val="FirstParagraph"/>
       </w:pPr>
       <w:r>
-        <w:t xml:space="preserve">The seven parts of a recipe: title, yield, ingredients in order of use, equipment, steps, time, temperature. Write the number of each part in the box next to it on Recipe A. Then write the full word next to every abbreviation in the margin.</w:t>
+        <w:t xml:space="preserve">The seven parts of a recipe: 1 title, 2 yield, 3 ingredients in order of use, 4 equipment, 5 steps, 6 time, 7 temperature. Write the number of each part in the box [ ] next to it on Recipe A. Then write the full word next to every abbreviation (short form) that has a blank.</w:t>
       </w:r>
     </w:p>
     <w:p>
@@ -340,13 +340,43 @@
     <w:p>
       <w:pPr>
         <w:numPr>
-          <w:ilvl w:val="0"/>
-          <w:numId w:val="1003"/>
+          <w:ilvl w:val="1"/>
+          <w:numId w:val="1004"/>
         </w:numPr>
         <w:pStyle w:val="Compact"/>
       </w:pPr>
       <w:r>
-        <w:t xml:space="preserve">Which ingredient do you use first? How do you know? ______________________________________</w:t>
+        <w:t xml:space="preserve">Which ingredient do you use first? (b) How do you know? ______________________________________</w:t>
+      </w:r>
+    </w:p>
+    <w:p>
+      <w:pPr>
+        <w:numPr>
+          <w:ilvl w:val="1"/>
+          <w:numId w:val="1005"/>
+        </w:numPr>
+        <w:pStyle w:val="Compact"/>
+      </w:pPr>
+      <w:r>
+        <w:t xml:space="preserve">What does</w:t>
+      </w:r>
+      <w:r>
+        <w:t xml:space="preserve"> </w:t>
+      </w:r>
+      <w:r>
+        <w:t xml:space="preserve">“</w:t>
+      </w:r>
+      <w:r>
+        <w:t xml:space="preserve">preheat</w:t>
+      </w:r>
+      <w:r>
+        <w:t xml:space="preserve">”</w:t>
+      </w:r>
+      <w:r>
+        <w:t xml:space="preserve"> </w:t>
+      </w:r>
+      <w:r>
+        <w:t xml:space="preserve">mean? (b) Why is there no preheat step in this recipe? ______________________________________</w:t>
       </w:r>
     </w:p>
     <w:p>
@@ -358,36 +388,6 @@
         <w:pStyle w:val="Compact"/>
       </w:pPr>
       <w:r>
-        <w:t xml:space="preserve">What does</w:t>
-      </w:r>
-      <w:r>
-        <w:t xml:space="preserve"> </w:t>
-      </w:r>
-      <w:r>
-        <w:t xml:space="preserve">“</w:t>
-      </w:r>
-      <w:r>
-        <w:t xml:space="preserve">preheat</w:t>
-      </w:r>
-      <w:r>
-        <w:t xml:space="preserve">”</w:t>
-      </w:r>
-      <w:r>
-        <w:t xml:space="preserve"> </w:t>
-      </w:r>
-      <w:r>
-        <w:t xml:space="preserve">mean, and why is there no preheat step in this recipe? ______________________________________</w:t>
-      </w:r>
-    </w:p>
-    <w:p>
-      <w:pPr>
-        <w:numPr>
-          <w:ilvl w:val="0"/>
-          <w:numId w:val="1003"/>
-        </w:numPr>
-        <w:pStyle w:val="Compact"/>
-      </w:pPr>
-      <w:r>
         <w:t xml:space="preserve">What is the temperature in this recipe? ____________________</w:t>
       </w:r>
     </w:p>
@@ -432,7 +432,7 @@
       <w:pPr>
         <w:numPr>
           <w:ilvl w:val="0"/>
-          <w:numId w:val="1004"/>
+          <w:numId w:val="1006"/>
         </w:numPr>
         <w:pStyle w:val="Compact"/>
       </w:pPr>
@@ -444,7 +444,7 @@
       <w:pPr>
         <w:numPr>
           <w:ilvl w:val="0"/>
-          <w:numId w:val="1004"/>
+          <w:numId w:val="1006"/>
         </w:numPr>
         <w:pStyle w:val="Compact"/>
       </w:pPr>
@@ -456,7 +456,7 @@
       <w:pPr>
         <w:numPr>
           <w:ilvl w:val="0"/>
-          <w:numId w:val="1004"/>
+          <w:numId w:val="1006"/>
         </w:numPr>
         <w:pStyle w:val="Compact"/>
       </w:pPr>
@@ -468,7 +468,7 @@
       <w:pPr>
         <w:numPr>
           <w:ilvl w:val="0"/>
-          <w:numId w:val="1004"/>
+          <w:numId w:val="1006"/>
         </w:numPr>
         <w:pStyle w:val="Compact"/>
       </w:pPr>
@@ -480,7 +480,7 @@
       <w:pPr>
         <w:numPr>
           <w:ilvl w:val="0"/>
-          <w:numId w:val="1004"/>
+          <w:numId w:val="1006"/>
         </w:numPr>
         <w:pStyle w:val="Compact"/>
       </w:pPr>
@@ -492,7 +492,7 @@
       <w:pPr>
         <w:numPr>
           <w:ilvl w:val="0"/>
-          <w:numId w:val="1004"/>
+          <w:numId w:val="1006"/>
         </w:numPr>
         <w:pStyle w:val="Compact"/>
       </w:pPr>
@@ -520,7 +520,7 @@
       <w:pPr>
         <w:numPr>
           <w:ilvl w:val="0"/>
-          <w:numId w:val="1005"/>
+          <w:numId w:val="1007"/>
         </w:numPr>
         <w:pStyle w:val="Compact"/>
       </w:pPr>
@@ -532,7 +532,7 @@
       <w:pPr>
         <w:numPr>
           <w:ilvl w:val="0"/>
-          <w:numId w:val="1005"/>
+          <w:numId w:val="1007"/>
         </w:numPr>
         <w:pStyle w:val="Compact"/>
       </w:pPr>
@@ -544,7 +544,7 @@
       <w:pPr>
         <w:numPr>
           <w:ilvl w:val="0"/>
-          <w:numId w:val="1005"/>
+          <w:numId w:val="1007"/>
         </w:numPr>
         <w:pStyle w:val="Compact"/>
       </w:pPr>
@@ -556,7 +556,7 @@
       <w:pPr>
         <w:numPr>
           <w:ilvl w:val="0"/>
-          <w:numId w:val="1005"/>
+          <w:numId w:val="1007"/>
         </w:numPr>
         <w:pStyle w:val="Compact"/>
       </w:pPr>
@@ -568,7 +568,7 @@
       <w:pPr>
         <w:numPr>
           <w:ilvl w:val="0"/>
-          <w:numId w:val="1005"/>
+          <w:numId w:val="1007"/>
         </w:numPr>
         <w:pStyle w:val="Compact"/>
       </w:pPr>
@@ -580,7 +580,7 @@
       <w:pPr>
         <w:numPr>
           <w:ilvl w:val="0"/>
-          <w:numId w:val="1005"/>
+          <w:numId w:val="1007"/>
         </w:numPr>
         <w:pStyle w:val="Compact"/>
       </w:pPr>
@@ -593,7 +593,7 @@
         <w:pStyle w:val="FirstParagraph"/>
       </w:pPr>
       <w:r>
-        <w:t xml:space="preserve">Write the mise en place list for Recipe B: every ingredient measured into what, every tool out on the counter. Use the equipment list and the drawer map.</w:t>
+        <w:t xml:space="preserve">Write the mise en place list for Recipe B. Mise en place means everything measured and set out before you start cooking. For each ingredient, write what it gets measured into and which tool you use. Use the equipment list and the drawer map.</w:t>
       </w:r>
     </w:p>
     <w:tbl>
@@ -1569,18 +1569,22 @@
     </w:tbl>
     <w:p>
       <w:pPr>
-        <w:pStyle w:val="BodyText"/>
-      </w:pPr>
-      <w:r>
-        <w:t xml:space="preserve">Which line was the hardest to scale, and what spoon or cup would you use for it? ______________________________________</w:t>
-      </w:r>
-    </w:p>
-    <w:p>
-      <w:pPr>
-        <w:pStyle w:val="BodyText"/>
-      </w:pPr>
-      <w:r>
-        <w:t xml:space="preserve">Grade 8 stretch: scale Recipe B to 7 people. Which ingredients cannot be split evenly? What would you do? ______________________________________</w:t>
+        <w:numPr>
+          <w:ilvl w:val="0"/>
+          <w:numId w:val="1008"/>
+        </w:numPr>
+        <w:pStyle w:val="Compact"/>
+      </w:pPr>
+      <w:r>
+        <w:t xml:space="preserve">Which line was the hardest to scale? (b) What spoon or cup would you use for it? ______________________________________</w:t>
+      </w:r>
+    </w:p>
+    <w:p>
+      <w:pPr>
+        <w:pStyle w:val="FirstParagraph"/>
+      </w:pPr>
+      <w:r>
+        <w:t xml:space="preserve">Grade 8 stretch: Scale Recipe B to 7 people. (a) Which ingredients cannot be split evenly? (b) What would you do? ______________________________________</w:t>
       </w:r>
     </w:p>
     <w:p>
@@ -1895,7 +1899,15 @@
         <w:pStyle w:val="BodyText"/>
       </w:pPr>
       <w:r>
-        <w:t xml:space="preserve">Which Lab 1 recipe did our class choose? ____________________ The one thing I will watch for: ______________________________________</w:t>
+        <w:t xml:space="preserve">Which Lab 1 recipe did our class choose? ____________________</w:t>
+      </w:r>
+    </w:p>
+    <w:p>
+      <w:pPr>
+        <w:pStyle w:val="BodyText"/>
+      </w:pPr>
+      <w:r>
+        <w:t xml:space="preserve">The one thing I will watch for: ______________________________________</w:t>
       </w:r>
     </w:p>
     <w:sectPr>
@@ -2295,6 +2307,118 @@
       </w:pPr>
     </w:lvl>
   </w:abstractNum>
+  <w:abstractNum w:abstractNumId="99731">
+    <w:nsid w:val="47261bad"/>
+    <w:multiLevelType w:val="multilevel"/>
+    <w:lvl w:ilvl="0">
+      <w:start w:val="1"/>
+      <w:numFmt w:val="lowerLetter"/>
+      <w:lvlText w:val="(%1)"/>
+      <w:lvlJc w:val="left"/>
+      <w:pPr>
+        <w:tabs>
+          <w:tab w:val="num" w:pos="0"/>
+        </w:tabs>
+        <w:ind w:left="480" w:hanging="480"/>
+      </w:pPr>
+    </w:lvl>
+    <w:lvl w:ilvl="1">
+      <w:start w:val="1"/>
+      <w:numFmt w:val="lowerLetter"/>
+      <w:lvlText w:val="(%2)"/>
+      <w:lvlJc w:val="left"/>
+      <w:pPr>
+        <w:tabs>
+          <w:tab w:val="num" w:pos="720"/>
+        </w:tabs>
+        <w:ind w:left="1200" w:hanging="480"/>
+      </w:pPr>
+    </w:lvl>
+    <w:lvl w:ilvl="2">
+      <w:start w:val="1"/>
+      <w:numFmt w:val="lowerLetter"/>
+      <w:lvlText w:val="(%3)"/>
+      <w:lvlJc w:val="left"/>
+      <w:pPr>
+        <w:tabs>
+          <w:tab w:val="num" w:pos="1440"/>
+        </w:tabs>
+        <w:ind w:left="1920" w:hanging="480"/>
+      </w:pPr>
+    </w:lvl>
+    <w:lvl w:ilvl="3">
+      <w:start w:val="1"/>
+      <w:numFmt w:val="lowerLetter"/>
+      <w:lvlText w:val="(%4)"/>
+      <w:lvlJc w:val="left"/>
+      <w:pPr>
+        <w:tabs>
+          <w:tab w:val="num" w:pos="2160"/>
+        </w:tabs>
+        <w:ind w:left="2640" w:hanging="480"/>
+      </w:pPr>
+    </w:lvl>
+    <w:lvl w:ilvl="4">
+      <w:start w:val="1"/>
+      <w:numFmt w:val="lowerLetter"/>
+      <w:lvlText w:val="(%5)"/>
+      <w:lvlJc w:val="left"/>
+      <w:pPr>
+        <w:tabs>
+          <w:tab w:val="num" w:pos="2880"/>
+        </w:tabs>
+        <w:ind w:left="3360" w:hanging="480"/>
+      </w:pPr>
+    </w:lvl>
+    <w:lvl w:ilvl="5">
+      <w:start w:val="1"/>
+      <w:numFmt w:val="lowerLetter"/>
+      <w:lvlText w:val="(%6)"/>
+      <w:lvlJc w:val="left"/>
+      <w:pPr>
+        <w:tabs>
+          <w:tab w:val="num" w:pos="3600"/>
+        </w:tabs>
+        <w:ind w:left="4080" w:hanging="480"/>
+      </w:pPr>
+    </w:lvl>
+    <w:lvl w:ilvl="6">
+      <w:start w:val="1"/>
+      <w:numFmt w:val="lowerLetter"/>
+      <w:lvlText w:val="(%7)"/>
+      <w:lvlJc w:val="left"/>
+      <w:pPr>
+        <w:tabs>
+          <w:tab w:val="num" w:pos="4320"/>
+        </w:tabs>
+        <w:ind w:left="4800" w:hanging="480"/>
+      </w:pPr>
+    </w:lvl>
+    <w:lvl w:ilvl="7">
+      <w:start w:val="1"/>
+      <w:numFmt w:val="lowerLetter"/>
+      <w:lvlText w:val="(%8)"/>
+      <w:lvlJc w:val="left"/>
+      <w:pPr>
+        <w:tabs>
+          <w:tab w:val="num" w:pos="5040"/>
+        </w:tabs>
+        <w:ind w:left="5520" w:hanging="480"/>
+      </w:pPr>
+    </w:lvl>
+    <w:lvl w:ilvl="8">
+      <w:start w:val="1"/>
+      <w:numFmt w:val="lowerLetter"/>
+      <w:lvlText w:val="(%9)"/>
+      <w:lvlJc w:val="left"/>
+      <w:pPr>
+        <w:tabs>
+          <w:tab w:val="num" w:pos="5760"/>
+        </w:tabs>
+        <w:ind w:left="6240" w:hanging="480"/>
+      </w:pPr>
+    </w:lvl>
+  </w:abstractNum>
   <w:num w:numId="1000">
     <w:abstractNumId w:val="990"/>
   </w:num>
@@ -2362,10 +2486,100 @@
     </w:lvlOverride>
   </w:num>
   <w:num w:numId="1004">
+    <w:abstractNumId w:val="99731"/>
+    <w:lvlOverride w:ilvl="0">
+      <w:startOverride w:val="1"/>
+    </w:lvlOverride>
+    <w:lvlOverride w:ilvl="1">
+      <w:startOverride w:val="1"/>
+    </w:lvlOverride>
+    <w:lvlOverride w:ilvl="2">
+      <w:startOverride w:val="1"/>
+    </w:lvlOverride>
+    <w:lvlOverride w:ilvl="3">
+      <w:startOverride w:val="1"/>
+    </w:lvlOverride>
+    <w:lvlOverride w:ilvl="4">
+      <w:startOverride w:val="1"/>
+    </w:lvlOverride>
+    <w:lvlOverride w:ilvl="5">
+      <w:startOverride w:val="1"/>
+    </w:lvlOverride>
+    <w:lvlOverride w:ilvl="6">
+      <w:startOverride w:val="1"/>
+    </w:lvlOverride>
+    <w:lvlOverride w:ilvl="7">
+      <w:startOverride w:val="1"/>
+    </w:lvlOverride>
+    <w:lvlOverride w:ilvl="8">
+      <w:startOverride w:val="1"/>
+    </w:lvlOverride>
+  </w:num>
+  <w:num w:numId="1005">
+    <w:abstractNumId w:val="99731"/>
+    <w:lvlOverride w:ilvl="0">
+      <w:startOverride w:val="1"/>
+    </w:lvlOverride>
+    <w:lvlOverride w:ilvl="1">
+      <w:startOverride w:val="1"/>
+    </w:lvlOverride>
+    <w:lvlOverride w:ilvl="2">
+      <w:startOverride w:val="1"/>
+    </w:lvlOverride>
+    <w:lvlOverride w:ilvl="3">
+      <w:startOverride w:val="1"/>
+    </w:lvlOverride>
+    <w:lvlOverride w:ilvl="4">
+      <w:startOverride w:val="1"/>
+    </w:lvlOverride>
+    <w:lvlOverride w:ilvl="5">
+      <w:startOverride w:val="1"/>
+    </w:lvlOverride>
+    <w:lvlOverride w:ilvl="6">
+      <w:startOverride w:val="1"/>
+    </w:lvlOverride>
+    <w:lvlOverride w:ilvl="7">
+      <w:startOverride w:val="1"/>
+    </w:lvlOverride>
+    <w:lvlOverride w:ilvl="8">
+      <w:startOverride w:val="1"/>
+    </w:lvlOverride>
+  </w:num>
+  <w:num w:numId="1006">
     <w:abstractNumId w:val="991"/>
   </w:num>
-  <w:num w:numId="1005">
+  <w:num w:numId="1007">
     <w:abstractNumId w:val="99411"/>
+    <w:lvlOverride w:ilvl="0">
+      <w:startOverride w:val="1"/>
+    </w:lvlOverride>
+    <w:lvlOverride w:ilvl="1">
+      <w:startOverride w:val="1"/>
+    </w:lvlOverride>
+    <w:lvlOverride w:ilvl="2">
+      <w:startOverride w:val="1"/>
+    </w:lvlOverride>
+    <w:lvlOverride w:ilvl="3">
+      <w:startOverride w:val="1"/>
+    </w:lvlOverride>
+    <w:lvlOverride w:ilvl="4">
+      <w:startOverride w:val="1"/>
+    </w:lvlOverride>
+    <w:lvlOverride w:ilvl="5">
+      <w:startOverride w:val="1"/>
+    </w:lvlOverride>
+    <w:lvlOverride w:ilvl="6">
+      <w:startOverride w:val="1"/>
+    </w:lvlOverride>
+    <w:lvlOverride w:ilvl="7">
+      <w:startOverride w:val="1"/>
+    </w:lvlOverride>
+    <w:lvlOverride w:ilvl="8">
+      <w:startOverride w:val="1"/>
+    </w:lvlOverride>
+  </w:num>
+  <w:num w:numId="1008">
+    <w:abstractNumId w:val="99731"/>
     <w:lvlOverride w:ilvl="0">
       <w:startOverride w:val="1"/>
     </w:lvlOverride>
